--- a/public/templates/template_C5.docx
+++ b/public/templates/template_C5.docx
@@ -409,7 +409,6 @@
           <w:bCs/>
           <w:sz w:val="28"/>
           <w:szCs w:val="28"/>
-          <w:highlight w:val="lightGray"/>
         </w:rPr>
         <w:t>{nom_client}</w:t>
       </w:r>
@@ -495,16 +494,13 @@
     <w:p>
       <w:pPr>
         <w:ind w:left="352" w:right="33" w:firstLine="0"/>
-        <w:rPr>
-          <w:highlight w:val="lightGray"/>
-        </w:rPr>
+        <w:rPr/>
       </w:pPr>
       <w:permStart w:id="2019963579" w:edGrp="everyone"/>
       <w:r>
         <w:rPr>
           <w:b/>
           <w:bCs/>
-          <w:highlight w:val="lightGray"/>
         </w:rPr>
         <w:t>{nom_client}</w:t>
       </w:r>
@@ -519,9 +515,7 @@
       </w:pPr>
       <w:permStart w:id="1825253858" w:edGrp="everyone"/>
       <w:r>
-        <w:rPr>
-          <w:highlight w:val="lightGray"/>
-        </w:rPr>
+        <w:rPr/>
         <w:t>{forme_juridique}</w:t>
       </w:r>
       <w:permEnd w:id="1825253858"/>
@@ -538,9 +532,7 @@
       </w:r>
       <w:permStart w:id="1745118447" w:edGrp="everyone"/>
       <w:r>
-        <w:rPr>
-          <w:highlight w:val="lightGray"/>
-        </w:rPr>
+        <w:rPr/>
         <w:t>{capital_social}</w:t>
       </w:r>
       <w:permEnd w:id="1745118447"/>
@@ -557,9 +549,7 @@
       </w:r>
       <w:permStart w:id="1297621325" w:edGrp="everyone"/>
       <w:r>
-        <w:rPr>
-          <w:highlight w:val="lightGray"/>
-        </w:rPr>
+        <w:rPr/>
         <w:t>{adresse_siege}</w:t>
       </w:r>
       <w:permEnd w:id="1297621325"/>
@@ -576,9 +566,7 @@
       </w:r>
       <w:permStart w:id="94856969" w:edGrp="everyone"/>
       <w:r>
-        <w:rPr>
-          <w:highlight w:val="lightGray"/>
-        </w:rPr>
+        <w:rPr/>
         <w:t>{ville_rcs}</w:t>
       </w:r>
       <w:permEnd w:id="94856969"/>
@@ -592,9 +580,7 @@
       </w:r>
       <w:permStart w:id="803477202" w:edGrp="everyone"/>
       <w:r>
-        <w:rPr>
-          <w:highlight w:val="lightGray"/>
-        </w:rPr>
+        <w:rPr/>
         <w:t>{siren}</w:t>
       </w:r>
       <w:permEnd w:id="803477202"/>
@@ -611,9 +597,7 @@
       </w:r>
       <w:permStart w:id="730072952" w:edGrp="everyone"/>
       <w:r>
-        <w:rPr>
-          <w:highlight w:val="lightGray"/>
-        </w:rPr>
+        <w:rPr/>
         <w:t>{prenom_nom_signataire}</w:t>
       </w:r>
       <w:permEnd w:id="730072952"/>
@@ -630,9 +614,7 @@
       </w:r>
       <w:permStart w:id="1778260205" w:edGrp="everyone"/>
       <w:r>
-        <w:rPr>
-          <w:highlight w:val="lightGray"/>
-        </w:rPr>
+        <w:rPr/>
         <w:t>{fonction_signataire}</w:t>
       </w:r>
       <w:permEnd w:id="1778260205"/>
@@ -1450,9 +1432,7 @@
             </w:pPr>
             <w:permStart w:id="1424063988" w:edGrp="everyone"/>
             <w:r>
-              <w:rPr>
-                <w:highlight w:val="lightGray"/>
-              </w:rPr>
+              <w:rPr/>
               <w:t>Non</w:t>
             </w:r>
             <w:permEnd w:id="1424063988"/>
@@ -2031,15 +2011,11 @@
         <w:spacing w:after="0" w:line="259" w:lineRule="auto"/>
         <w:ind w:left="567" w:firstLine="0"/>
         <w:jc w:val="left"/>
-        <w:rPr>
-          <w:highlight w:val="darkGray"/>
-        </w:rPr>
+        <w:rPr/>
       </w:pPr>
       <w:sdt>
         <w:sdtPr>
-          <w:rPr>
-            <w:highlight w:val="lightGray"/>
-          </w:rPr>
+          <w:rPr/>
           <w:id w:val="375969349"/>
           <w14:checkbox>
             <w14:checked w14:val="0"/>
@@ -2053,7 +2029,6 @@
           <w:r>
             <w:rPr>
               <w:rFonts w:ascii="MS Gothic" w:eastAsia="MS Gothic" w:hAnsi="MS Gothic" w:hint="eastAsia"/>
-              <w:highlight w:val="lightGray"/>
             </w:rPr>
             <w:t>{cee_check_soumis}</w:t>
           </w:r>
@@ -2069,15 +2044,11 @@
         <w:spacing w:after="0" w:line="259" w:lineRule="auto"/>
         <w:ind w:left="567" w:firstLine="0"/>
         <w:jc w:val="left"/>
-        <w:rPr>
-          <w:highlight w:val="lightGray"/>
-        </w:rPr>
+        <w:rPr/>
       </w:pPr>
       <w:sdt>
         <w:sdtPr>
-          <w:rPr>
-            <w:highlight w:val="lightGray"/>
-          </w:rPr>
+          <w:rPr/>
           <w:id w:val="-2130466417"/>
           <w14:checkbox>
             <w14:checked w14:val="0"/>
@@ -2091,7 +2062,6 @@
           <w:r>
             <w:rPr>
               <w:rFonts w:ascii="MS Gothic" w:eastAsia="MS Gothic" w:hAnsi="MS Gothic" w:hint="eastAsia"/>
-              <w:highlight w:val="lightGray"/>
             </w:rPr>
             <w:t>{cee_check_non_soumis}</w:t>
           </w:r>
@@ -2110,9 +2080,7 @@
       </w:pPr>
       <w:sdt>
         <w:sdtPr>
-          <w:rPr>
-            <w:highlight w:val="lightGray"/>
-          </w:rPr>
+          <w:rPr/>
           <w:id w:val="-1622689654"/>
           <w14:checkbox>
             <w14:checked w14:val="0"/>
@@ -2126,7 +2094,6 @@
           <w:r>
             <w:rPr>
               <w:rFonts w:ascii="MS Gothic" w:eastAsia="MS Gothic" w:hAnsi="MS Gothic" w:hint="eastAsia"/>
-              <w:highlight w:val="lightGray"/>
             </w:rPr>
             <w:t>{cee_check_mixte}</w:t>
           </w:r>
@@ -2225,9 +2192,7 @@
       </w:pPr>
       <w:sdt>
         <w:sdtPr>
-          <w:rPr>
-            <w:highlight w:val="lightGray"/>
-          </w:rPr>
+          <w:rPr/>
           <w:id w:val="-103116684"/>
           <w14:checkbox>
             <w14:checked w14:val="0"/>
@@ -2241,7 +2206,6 @@
           <w:r>
             <w:rPr>
               <w:rFonts w:ascii="MS Gothic" w:eastAsia="MS Gothic" w:hAnsi="MS Gothic" w:hint="eastAsia"/>
-              <w:highlight w:val="lightGray"/>
             </w:rPr>
             <w:t>☐</w:t>
           </w:r>
@@ -2259,9 +2223,7 @@
       </w:pPr>
       <w:sdt>
         <w:sdtPr>
-          <w:rPr>
-            <w:highlight w:val="lightGray"/>
-          </w:rPr>
+          <w:rPr/>
           <w:id w:val="1858773412"/>
           <w14:checkbox>
             <w14:checked w14:val="0"/>
@@ -2275,7 +2237,6 @@
           <w:r>
             <w:rPr>
               <w:rFonts w:ascii="MS Gothic" w:eastAsia="MS Gothic" w:hAnsi="MS Gothic" w:hint="eastAsia"/>
-              <w:highlight w:val="lightGray"/>
             </w:rPr>
             <w:t>☐</w:t>
           </w:r>
@@ -2322,9 +2283,7 @@
       </w:pPr>
       <w:sdt>
         <w:sdtPr>
-          <w:rPr>
-            <w:highlight w:val="lightGray"/>
-          </w:rPr>
+          <w:rPr/>
           <w:id w:val="1082715932"/>
           <w14:checkbox>
             <w14:checked w14:val="0"/>
@@ -2338,7 +2297,6 @@
           <w:r>
             <w:rPr>
               <w:rFonts w:ascii="MS Gothic" w:eastAsia="MS Gothic" w:hAnsi="MS Gothic" w:hint="eastAsia"/>
-              <w:highlight w:val="lightGray"/>
             </w:rPr>
             <w:t>☐</w:t>
           </w:r>
@@ -2353,15 +2311,11 @@
       <w:pPr>
         <w:spacing w:after="0" w:line="265" w:lineRule="auto"/>
         <w:ind w:left="567"/>
-        <w:rPr>
-          <w:highlight w:val="lightGray"/>
-        </w:rPr>
+        <w:rPr/>
       </w:pPr>
       <w:sdt>
         <w:sdtPr>
-          <w:rPr>
-            <w:highlight w:val="lightGray"/>
-          </w:rPr>
+          <w:rPr/>
           <w:id w:val="-891963867"/>
           <w14:checkbox>
             <w14:checked w14:val="0"/>
@@ -2375,7 +2329,6 @@
           <w:r>
             <w:rPr>
               <w:rFonts w:ascii="MS Gothic" w:eastAsia="MS Gothic" w:hAnsi="MS Gothic" w:hint="eastAsia"/>
-              <w:highlight w:val="lightGray"/>
             </w:rPr>
             <w:t>☐</w:t>
           </w:r>
@@ -2393,9 +2346,7 @@
       </w:pPr>
       <w:sdt>
         <w:sdtPr>
-          <w:rPr>
-            <w:highlight w:val="lightGray"/>
-          </w:rPr>
+          <w:rPr/>
           <w:id w:val="852771072"/>
           <w14:checkbox>
             <w14:checked w14:val="0"/>
@@ -2409,7 +2360,6 @@
           <w:r>
             <w:rPr>
               <w:rFonts w:ascii="MS Gothic" w:eastAsia="MS Gothic" w:hAnsi="MS Gothic" w:hint="eastAsia"/>
-              <w:highlight w:val="lightGray"/>
             </w:rPr>
             <w:t>☐</w:t>
           </w:r>
@@ -4470,15 +4420,11 @@
             <w:pPr>
               <w:spacing w:after="0" w:line="259" w:lineRule="auto"/>
               <w:ind w:left="0" w:firstLine="0"/>
-              <w:rPr>
-                <w:highlight w:val="lightGray"/>
-              </w:rPr>
+              <w:rPr/>
             </w:pPr>
             <w:permStart w:id="313661608" w:edGrp="everyone"/>
             <w:r>
-              <w:rPr>
-                <w:highlight w:val="lightGray"/>
-              </w:rPr>
+              <w:rPr/>
               <w:t>{prenom_nom_signataire_bas}</w:t>
             </w:r>
             <w:permEnd w:id="313661608"/>
@@ -4490,9 +4436,7 @@
             </w:pPr>
             <w:permStart w:id="983660756" w:edGrp="everyone"/>
             <w:r>
-              <w:rPr>
-                <w:highlight w:val="lightGray"/>
-              </w:rPr>
+              <w:rPr/>
               <w:t>{fonction_signataire_bas}</w:t>
             </w:r>
             <w:permEnd w:id="983660756"/>
@@ -5453,7 +5397,6 @@
                 <w:rFonts w:ascii="Calibri" w:hAnsi="Calibri"/>
                 <w:sz w:val="20"/>
                 <w:szCs w:val="15"/>
-                <w:highlight w:val="lightGray"/>
               </w:rPr>
               <w:t>{nom_client}</w:t>
             </w:r>
@@ -5481,7 +5424,6 @@
                 <w:rFonts w:ascii="Calibri" w:hAnsi="Calibri"/>
                 <w:sz w:val="20"/>
                 <w:szCs w:val="15"/>
-                <w:highlight w:val="lightGray"/>
               </w:rPr>
               <w:t>{adresse_facturation}</w:t>
             </w:r>
@@ -5507,7 +5449,6 @@
                 <w:rFonts w:ascii="Calibri" w:hAnsi="Calibri"/>
                 <w:sz w:val="20"/>
                 <w:szCs w:val="15"/>
-                <w:highlight w:val="lightGray"/>
               </w:rPr>
               <w:t>{cp_ville_facturation}</w:t>
             </w:r>
@@ -5517,7 +5458,6 @@
                 <w:rFonts w:ascii="Calibri" w:hAnsi="Calibri"/>
                 <w:sz w:val="20"/>
                 <w:szCs w:val="15"/>
-                <w:highlight w:val="lightGray"/>
               </w:rPr>
               <w:t xml:space="preserve"> </w:t>
             </w:r>
@@ -5699,7 +5639,6 @@
                 <w:rFonts w:ascii="Calibri" w:hAnsi="Calibri"/>
                 <w:iCs/>
                 <w:sz w:val="28"/>
-                <w:highlight w:val="lightGray"/>
               </w:rPr>
               <w:t>_ _ _ _ _ _ _ _ _ _ _ _ _ _ _ _ _ _ _ _ _ _ _ _ _ _ _ _ _ _ _ _</w:t>
             </w:r>
@@ -5763,7 +5702,6 @@
                 <w:rFonts w:ascii="Calibri" w:hAnsi="Calibri"/>
                 <w:iCs/>
                 <w:sz w:val="28"/>
-                <w:highlight w:val="lightGray"/>
               </w:rPr>
               <w:t>_ _ _ _ _ _ _ _ _ _ _ _ _ _ _ _ _ _ _ _ _ _ _ _ _ _ _ _ _</w:t>
             </w:r>
@@ -5952,7 +5890,6 @@
                     <w:rPr>
                       <w:rFonts w:ascii="Calibri" w:hAnsi="Calibri"/>
                       <w:szCs w:val="28"/>
-                      <w:highlight w:val="lightGray"/>
                     </w:rPr>
                     <w:t>_ _ _ _ _ _ _</w:t>
                   </w:r>
@@ -5963,7 +5900,6 @@
                       <w:b/>
                       <w:bCs/>
                       <w:szCs w:val="28"/>
-                      <w:highlight w:val="lightGray"/>
                     </w:rPr>
                     <w:t xml:space="preserve"> </w:t>
                   </w:r>
@@ -5999,7 +5935,6 @@
                     <w:rPr>
                       <w:rFonts w:ascii="Calibri" w:hAnsi="Calibri"/>
                       <w:szCs w:val="28"/>
-                      <w:highlight w:val="lightGray"/>
                     </w:rPr>
                     <w:t>_ _ _ _ _ _ _ _</w:t>
                   </w:r>
@@ -6010,7 +5945,6 @@
                       <w:b/>
                       <w:bCs/>
                       <w:szCs w:val="28"/>
-                      <w:highlight w:val="lightGray"/>
                     </w:rPr>
                     <w:t xml:space="preserve"> </w:t>
                   </w:r>
@@ -6127,7 +6061,6 @@
         <w:rPr>
           <w:sz w:val="24"/>
           <w:szCs w:val="24"/>
-          <w:highlight w:val="lightGray"/>
         </w:rPr>
         <w:t>Merci de joindre</w:t>
       </w:r>
@@ -6136,7 +6069,6 @@
           <w:b/>
           <w:sz w:val="24"/>
           <w:szCs w:val="24"/>
-          <w:highlight w:val="lightGray"/>
           <w:u w:val="single"/>
         </w:rPr>
         <w:t xml:space="preserve"> un RIB</w:t>

--- a/public/templates/template_C5.docx
+++ b/public/templates/template_C5.docx
@@ -3290,734 +3290,6 @@
               </w:rPr>
               <w:t>{puissance}{/sites}</w:t>
             </w:r>
-          </w:p>
-        </w:tc>
-      </w:tr>
-      <w:tr>
-        <w:tc>
-          <w:tcPr>
-            <w:tcW w:w="492" w:type="pct"/>
-          </w:tcPr>
-          <w:p>
-            <w:pPr>
-              <w:ind w:left="0" w:firstLine="0"/>
-              <w:jc w:val="center"/>
-              <w:rPr>
-                <w:sz w:val="16"/>
-                <w:szCs w:val="16"/>
-              </w:rPr>
-            </w:pPr>
-          </w:p>
-        </w:tc>
-        <w:tc>
-          <w:tcPr>
-            <w:tcW w:w="493" w:type="pct"/>
-          </w:tcPr>
-          <w:p>
-            <w:pPr>
-              <w:ind w:left="0" w:firstLine="0"/>
-              <w:jc w:val="center"/>
-              <w:rPr>
-                <w:sz w:val="16"/>
-                <w:szCs w:val="16"/>
-              </w:rPr>
-            </w:pPr>
-          </w:p>
-        </w:tc>
-        <w:tc>
-          <w:tcPr>
-            <w:tcW w:w="220" w:type="pct"/>
-          </w:tcPr>
-          <w:p>
-            <w:pPr>
-              <w:ind w:left="0" w:firstLine="0"/>
-              <w:jc w:val="center"/>
-              <w:rPr>
-                <w:sz w:val="16"/>
-                <w:szCs w:val="16"/>
-              </w:rPr>
-            </w:pPr>
-          </w:p>
-        </w:tc>
-        <w:tc>
-          <w:tcPr>
-            <w:tcW w:w="771" w:type="pct"/>
-          </w:tcPr>
-          <w:p>
-            <w:pPr>
-              <w:ind w:left="0" w:firstLine="0"/>
-              <w:jc w:val="center"/>
-              <w:rPr>
-                <w:sz w:val="16"/>
-                <w:szCs w:val="16"/>
-              </w:rPr>
-            </w:pPr>
-          </w:p>
-        </w:tc>
-        <w:tc>
-          <w:tcPr>
-            <w:tcW w:w="297" w:type="pct"/>
-          </w:tcPr>
-          <w:p>
-            <w:pPr>
-              <w:ind w:left="0" w:firstLine="0"/>
-              <w:jc w:val="center"/>
-              <w:rPr>
-                <w:sz w:val="16"/>
-                <w:szCs w:val="16"/>
-              </w:rPr>
-            </w:pPr>
-          </w:p>
-        </w:tc>
-        <w:tc>
-          <w:tcPr>
-            <w:tcW w:w="317" w:type="pct"/>
-          </w:tcPr>
-          <w:p>
-            <w:pPr>
-              <w:ind w:left="0" w:firstLine="0"/>
-              <w:jc w:val="center"/>
-              <w:rPr>
-                <w:sz w:val="16"/>
-                <w:szCs w:val="16"/>
-              </w:rPr>
-            </w:pPr>
-          </w:p>
-        </w:tc>
-        <w:tc>
-          <w:tcPr>
-            <w:tcW w:w="327" w:type="pct"/>
-          </w:tcPr>
-          <w:p>
-            <w:pPr>
-              <w:ind w:left="0" w:firstLine="0"/>
-              <w:jc w:val="center"/>
-              <w:rPr>
-                <w:sz w:val="16"/>
-                <w:szCs w:val="16"/>
-              </w:rPr>
-            </w:pPr>
-          </w:p>
-        </w:tc>
-        <w:tc>
-          <w:tcPr>
-            <w:tcW w:w="521" w:type="pct"/>
-          </w:tcPr>
-          <w:p>
-            <w:pPr>
-              <w:ind w:left="0" w:firstLine="0"/>
-              <w:jc w:val="center"/>
-              <w:rPr>
-                <w:sz w:val="16"/>
-                <w:szCs w:val="16"/>
-              </w:rPr>
-            </w:pPr>
-          </w:p>
-        </w:tc>
-        <w:tc>
-          <w:tcPr>
-            <w:tcW w:w="522" w:type="pct"/>
-          </w:tcPr>
-          <w:p>
-            <w:pPr>
-              <w:ind w:left="0" w:firstLine="0"/>
-              <w:jc w:val="center"/>
-              <w:rPr>
-                <w:sz w:val="16"/>
-                <w:szCs w:val="16"/>
-              </w:rPr>
-            </w:pPr>
-          </w:p>
-        </w:tc>
-        <w:tc>
-          <w:tcPr>
-            <w:tcW w:w="522" w:type="pct"/>
-          </w:tcPr>
-          <w:p>
-            <w:pPr>
-              <w:ind w:left="0" w:firstLine="0"/>
-              <w:jc w:val="center"/>
-              <w:rPr>
-                <w:sz w:val="16"/>
-                <w:szCs w:val="16"/>
-              </w:rPr>
-            </w:pPr>
-          </w:p>
-        </w:tc>
-        <w:tc>
-          <w:tcPr>
-            <w:tcW w:w="518" w:type="pct"/>
-          </w:tcPr>
-          <w:p>
-            <w:pPr>
-              <w:ind w:left="0" w:firstLine="0"/>
-              <w:jc w:val="center"/>
-              <w:rPr>
-                <w:sz w:val="16"/>
-                <w:szCs w:val="16"/>
-              </w:rPr>
-            </w:pPr>
-          </w:p>
-        </w:tc>
-      </w:tr>
-      <w:tr>
-        <w:tc>
-          <w:tcPr>
-            <w:tcW w:w="492" w:type="pct"/>
-          </w:tcPr>
-          <w:p>
-            <w:pPr>
-              <w:ind w:left="0" w:firstLine="0"/>
-              <w:jc w:val="center"/>
-              <w:rPr>
-                <w:sz w:val="16"/>
-                <w:szCs w:val="16"/>
-              </w:rPr>
-            </w:pPr>
-          </w:p>
-        </w:tc>
-        <w:tc>
-          <w:tcPr>
-            <w:tcW w:w="493" w:type="pct"/>
-          </w:tcPr>
-          <w:p>
-            <w:pPr>
-              <w:ind w:left="0" w:firstLine="0"/>
-              <w:jc w:val="center"/>
-              <w:rPr>
-                <w:sz w:val="16"/>
-                <w:szCs w:val="16"/>
-              </w:rPr>
-            </w:pPr>
-          </w:p>
-        </w:tc>
-        <w:tc>
-          <w:tcPr>
-            <w:tcW w:w="220" w:type="pct"/>
-          </w:tcPr>
-          <w:p>
-            <w:pPr>
-              <w:ind w:left="0" w:firstLine="0"/>
-              <w:jc w:val="center"/>
-              <w:rPr>
-                <w:sz w:val="16"/>
-                <w:szCs w:val="16"/>
-              </w:rPr>
-            </w:pPr>
-          </w:p>
-        </w:tc>
-        <w:tc>
-          <w:tcPr>
-            <w:tcW w:w="771" w:type="pct"/>
-          </w:tcPr>
-          <w:p>
-            <w:pPr>
-              <w:ind w:left="0" w:firstLine="0"/>
-              <w:jc w:val="center"/>
-              <w:rPr>
-                <w:sz w:val="16"/>
-                <w:szCs w:val="16"/>
-              </w:rPr>
-            </w:pPr>
-          </w:p>
-        </w:tc>
-        <w:tc>
-          <w:tcPr>
-            <w:tcW w:w="297" w:type="pct"/>
-          </w:tcPr>
-          <w:p>
-            <w:pPr>
-              <w:ind w:left="0" w:firstLine="0"/>
-              <w:jc w:val="center"/>
-              <w:rPr>
-                <w:sz w:val="16"/>
-                <w:szCs w:val="16"/>
-              </w:rPr>
-            </w:pPr>
-          </w:p>
-        </w:tc>
-        <w:tc>
-          <w:tcPr>
-            <w:tcW w:w="317" w:type="pct"/>
-          </w:tcPr>
-          <w:p>
-            <w:pPr>
-              <w:ind w:left="0" w:firstLine="0"/>
-              <w:jc w:val="center"/>
-              <w:rPr>
-                <w:sz w:val="16"/>
-                <w:szCs w:val="16"/>
-              </w:rPr>
-            </w:pPr>
-          </w:p>
-        </w:tc>
-        <w:tc>
-          <w:tcPr>
-            <w:tcW w:w="327" w:type="pct"/>
-          </w:tcPr>
-          <w:p>
-            <w:pPr>
-              <w:ind w:left="0" w:firstLine="0"/>
-              <w:jc w:val="center"/>
-              <w:rPr>
-                <w:sz w:val="16"/>
-                <w:szCs w:val="16"/>
-              </w:rPr>
-            </w:pPr>
-          </w:p>
-        </w:tc>
-        <w:tc>
-          <w:tcPr>
-            <w:tcW w:w="521" w:type="pct"/>
-          </w:tcPr>
-          <w:p>
-            <w:pPr>
-              <w:ind w:left="0" w:firstLine="0"/>
-              <w:jc w:val="center"/>
-              <w:rPr>
-                <w:sz w:val="16"/>
-                <w:szCs w:val="16"/>
-              </w:rPr>
-            </w:pPr>
-          </w:p>
-        </w:tc>
-        <w:tc>
-          <w:tcPr>
-            <w:tcW w:w="522" w:type="pct"/>
-          </w:tcPr>
-          <w:p>
-            <w:pPr>
-              <w:ind w:left="0" w:firstLine="0"/>
-              <w:jc w:val="center"/>
-              <w:rPr>
-                <w:sz w:val="16"/>
-                <w:szCs w:val="16"/>
-              </w:rPr>
-            </w:pPr>
-          </w:p>
-        </w:tc>
-        <w:tc>
-          <w:tcPr>
-            <w:tcW w:w="522" w:type="pct"/>
-          </w:tcPr>
-          <w:p>
-            <w:pPr>
-              <w:ind w:left="0" w:firstLine="0"/>
-              <w:jc w:val="center"/>
-              <w:rPr>
-                <w:sz w:val="16"/>
-                <w:szCs w:val="16"/>
-              </w:rPr>
-            </w:pPr>
-          </w:p>
-        </w:tc>
-        <w:tc>
-          <w:tcPr>
-            <w:tcW w:w="518" w:type="pct"/>
-          </w:tcPr>
-          <w:p>
-            <w:pPr>
-              <w:ind w:left="0" w:firstLine="0"/>
-              <w:jc w:val="center"/>
-              <w:rPr>
-                <w:sz w:val="16"/>
-                <w:szCs w:val="16"/>
-              </w:rPr>
-            </w:pPr>
-          </w:p>
-        </w:tc>
-      </w:tr>
-      <w:tr>
-        <w:tc>
-          <w:tcPr>
-            <w:tcW w:w="492" w:type="pct"/>
-            <w:tcBorders>
-              <w:bottom w:val="single" w:sz="4" w:space="0" w:color="auto"/>
-            </w:tcBorders>
-          </w:tcPr>
-          <w:p>
-            <w:pPr>
-              <w:ind w:left="0" w:firstLine="0"/>
-              <w:jc w:val="center"/>
-              <w:rPr>
-                <w:sz w:val="16"/>
-                <w:szCs w:val="16"/>
-              </w:rPr>
-            </w:pPr>
-          </w:p>
-        </w:tc>
-        <w:tc>
-          <w:tcPr>
-            <w:tcW w:w="493" w:type="pct"/>
-            <w:tcBorders>
-              <w:bottom w:val="single" w:sz="4" w:space="0" w:color="auto"/>
-            </w:tcBorders>
-          </w:tcPr>
-          <w:p>
-            <w:pPr>
-              <w:ind w:left="0" w:firstLine="0"/>
-              <w:jc w:val="center"/>
-              <w:rPr>
-                <w:sz w:val="16"/>
-                <w:szCs w:val="16"/>
-              </w:rPr>
-            </w:pPr>
-          </w:p>
-        </w:tc>
-        <w:tc>
-          <w:tcPr>
-            <w:tcW w:w="220" w:type="pct"/>
-            <w:tcBorders>
-              <w:bottom w:val="single" w:sz="4" w:space="0" w:color="auto"/>
-            </w:tcBorders>
-          </w:tcPr>
-          <w:p>
-            <w:pPr>
-              <w:ind w:left="0" w:firstLine="0"/>
-              <w:jc w:val="center"/>
-              <w:rPr>
-                <w:sz w:val="16"/>
-                <w:szCs w:val="16"/>
-              </w:rPr>
-            </w:pPr>
-          </w:p>
-        </w:tc>
-        <w:tc>
-          <w:tcPr>
-            <w:tcW w:w="771" w:type="pct"/>
-            <w:tcBorders>
-              <w:bottom w:val="single" w:sz="4" w:space="0" w:color="auto"/>
-            </w:tcBorders>
-          </w:tcPr>
-          <w:p>
-            <w:pPr>
-              <w:ind w:left="0" w:firstLine="0"/>
-              <w:jc w:val="center"/>
-              <w:rPr>
-                <w:sz w:val="16"/>
-                <w:szCs w:val="16"/>
-              </w:rPr>
-            </w:pPr>
-          </w:p>
-        </w:tc>
-        <w:tc>
-          <w:tcPr>
-            <w:tcW w:w="297" w:type="pct"/>
-          </w:tcPr>
-          <w:p>
-            <w:pPr>
-              <w:ind w:left="0" w:firstLine="0"/>
-              <w:jc w:val="center"/>
-              <w:rPr>
-                <w:sz w:val="16"/>
-                <w:szCs w:val="16"/>
-              </w:rPr>
-            </w:pPr>
-          </w:p>
-        </w:tc>
-        <w:tc>
-          <w:tcPr>
-            <w:tcW w:w="317" w:type="pct"/>
-            <w:tcBorders>
-              <w:bottom w:val="single" w:sz="4" w:space="0" w:color="auto"/>
-            </w:tcBorders>
-          </w:tcPr>
-          <w:p>
-            <w:pPr>
-              <w:ind w:left="0" w:firstLine="0"/>
-              <w:jc w:val="center"/>
-              <w:rPr>
-                <w:sz w:val="16"/>
-                <w:szCs w:val="16"/>
-              </w:rPr>
-            </w:pPr>
-          </w:p>
-        </w:tc>
-        <w:tc>
-          <w:tcPr>
-            <w:tcW w:w="327" w:type="pct"/>
-            <w:tcBorders>
-              <w:bottom w:val="single" w:sz="4" w:space="0" w:color="auto"/>
-            </w:tcBorders>
-          </w:tcPr>
-          <w:p>
-            <w:pPr>
-              <w:ind w:left="0" w:firstLine="0"/>
-              <w:jc w:val="center"/>
-              <w:rPr>
-                <w:sz w:val="16"/>
-                <w:szCs w:val="16"/>
-              </w:rPr>
-            </w:pPr>
-          </w:p>
-        </w:tc>
-        <w:tc>
-          <w:tcPr>
-            <w:tcW w:w="521" w:type="pct"/>
-            <w:tcBorders>
-              <w:bottom w:val="single" w:sz="4" w:space="0" w:color="auto"/>
-            </w:tcBorders>
-          </w:tcPr>
-          <w:p>
-            <w:pPr>
-              <w:ind w:left="0" w:firstLine="0"/>
-              <w:jc w:val="center"/>
-              <w:rPr>
-                <w:sz w:val="16"/>
-                <w:szCs w:val="16"/>
-              </w:rPr>
-            </w:pPr>
-          </w:p>
-        </w:tc>
-        <w:tc>
-          <w:tcPr>
-            <w:tcW w:w="522" w:type="pct"/>
-            <w:tcBorders>
-              <w:bottom w:val="single" w:sz="4" w:space="0" w:color="auto"/>
-            </w:tcBorders>
-          </w:tcPr>
-          <w:p>
-            <w:pPr>
-              <w:ind w:left="0" w:firstLine="0"/>
-              <w:jc w:val="center"/>
-              <w:rPr>
-                <w:sz w:val="16"/>
-                <w:szCs w:val="16"/>
-              </w:rPr>
-            </w:pPr>
-          </w:p>
-        </w:tc>
-        <w:tc>
-          <w:tcPr>
-            <w:tcW w:w="522" w:type="pct"/>
-            <w:tcBorders>
-              <w:bottom w:val="single" w:sz="4" w:space="0" w:color="auto"/>
-            </w:tcBorders>
-          </w:tcPr>
-          <w:p>
-            <w:pPr>
-              <w:ind w:left="0" w:firstLine="0"/>
-              <w:jc w:val="center"/>
-              <w:rPr>
-                <w:sz w:val="16"/>
-                <w:szCs w:val="16"/>
-              </w:rPr>
-            </w:pPr>
-          </w:p>
-        </w:tc>
-        <w:tc>
-          <w:tcPr>
-            <w:tcW w:w="518" w:type="pct"/>
-            <w:tcBorders>
-              <w:bottom w:val="single" w:sz="4" w:space="0" w:color="auto"/>
-            </w:tcBorders>
-          </w:tcPr>
-          <w:p>
-            <w:pPr>
-              <w:ind w:left="0" w:firstLine="0"/>
-              <w:jc w:val="center"/>
-              <w:rPr>
-                <w:sz w:val="16"/>
-                <w:szCs w:val="16"/>
-              </w:rPr>
-            </w:pPr>
-          </w:p>
-        </w:tc>
-      </w:tr>
-      <w:tr>
-        <w:tc>
-          <w:tcPr>
-            <w:tcW w:w="492" w:type="pct"/>
-            <w:tcBorders>
-              <w:bottom w:val="single" w:sz="4" w:space="0" w:color="auto"/>
-            </w:tcBorders>
-          </w:tcPr>
-          <w:p>
-            <w:pPr>
-              <w:ind w:left="0" w:firstLine="0"/>
-              <w:jc w:val="center"/>
-              <w:rPr>
-                <w:sz w:val="16"/>
-                <w:szCs w:val="16"/>
-              </w:rPr>
-            </w:pPr>
-          </w:p>
-        </w:tc>
-        <w:tc>
-          <w:tcPr>
-            <w:tcW w:w="493" w:type="pct"/>
-            <w:tcBorders>
-              <w:bottom w:val="single" w:sz="4" w:space="0" w:color="auto"/>
-            </w:tcBorders>
-          </w:tcPr>
-          <w:p>
-            <w:pPr>
-              <w:ind w:left="0" w:firstLine="0"/>
-              <w:jc w:val="center"/>
-              <w:rPr>
-                <w:sz w:val="16"/>
-                <w:szCs w:val="16"/>
-              </w:rPr>
-            </w:pPr>
-          </w:p>
-        </w:tc>
-        <w:tc>
-          <w:tcPr>
-            <w:tcW w:w="220" w:type="pct"/>
-            <w:tcBorders>
-              <w:bottom w:val="single" w:sz="4" w:space="0" w:color="auto"/>
-            </w:tcBorders>
-          </w:tcPr>
-          <w:p>
-            <w:pPr>
-              <w:ind w:left="0" w:firstLine="0"/>
-              <w:jc w:val="center"/>
-              <w:rPr>
-                <w:sz w:val="16"/>
-                <w:szCs w:val="16"/>
-              </w:rPr>
-            </w:pPr>
-          </w:p>
-        </w:tc>
-        <w:tc>
-          <w:tcPr>
-            <w:tcW w:w="771" w:type="pct"/>
-            <w:tcBorders>
-              <w:bottom w:val="single" w:sz="4" w:space="0" w:color="auto"/>
-            </w:tcBorders>
-          </w:tcPr>
-          <w:p>
-            <w:pPr>
-              <w:ind w:left="0" w:firstLine="0"/>
-              <w:jc w:val="center"/>
-              <w:rPr>
-                <w:sz w:val="16"/>
-                <w:szCs w:val="16"/>
-              </w:rPr>
-            </w:pPr>
-          </w:p>
-        </w:tc>
-        <w:tc>
-          <w:tcPr>
-            <w:tcW w:w="297" w:type="pct"/>
-          </w:tcPr>
-          <w:p>
-            <w:pPr>
-              <w:ind w:left="0" w:firstLine="0"/>
-              <w:jc w:val="center"/>
-              <w:rPr>
-                <w:sz w:val="16"/>
-                <w:szCs w:val="16"/>
-              </w:rPr>
-            </w:pPr>
-          </w:p>
-        </w:tc>
-        <w:tc>
-          <w:tcPr>
-            <w:tcW w:w="317" w:type="pct"/>
-            <w:tcBorders>
-              <w:bottom w:val="single" w:sz="4" w:space="0" w:color="auto"/>
-            </w:tcBorders>
-          </w:tcPr>
-          <w:p>
-            <w:pPr>
-              <w:ind w:left="0" w:firstLine="0"/>
-              <w:jc w:val="center"/>
-              <w:rPr>
-                <w:sz w:val="16"/>
-                <w:szCs w:val="16"/>
-              </w:rPr>
-            </w:pPr>
-          </w:p>
-        </w:tc>
-        <w:tc>
-          <w:tcPr>
-            <w:tcW w:w="327" w:type="pct"/>
-            <w:tcBorders>
-              <w:bottom w:val="single" w:sz="4" w:space="0" w:color="auto"/>
-            </w:tcBorders>
-          </w:tcPr>
-          <w:p>
-            <w:pPr>
-              <w:ind w:left="0" w:firstLine="0"/>
-              <w:jc w:val="center"/>
-              <w:rPr>
-                <w:sz w:val="16"/>
-                <w:szCs w:val="16"/>
-              </w:rPr>
-            </w:pPr>
-          </w:p>
-        </w:tc>
-        <w:tc>
-          <w:tcPr>
-            <w:tcW w:w="521" w:type="pct"/>
-            <w:tcBorders>
-              <w:bottom w:val="single" w:sz="4" w:space="0" w:color="auto"/>
-            </w:tcBorders>
-          </w:tcPr>
-          <w:p>
-            <w:pPr>
-              <w:ind w:left="0" w:firstLine="0"/>
-              <w:jc w:val="center"/>
-              <w:rPr>
-                <w:sz w:val="16"/>
-                <w:szCs w:val="16"/>
-              </w:rPr>
-            </w:pPr>
-          </w:p>
-        </w:tc>
-        <w:tc>
-          <w:tcPr>
-            <w:tcW w:w="522" w:type="pct"/>
-            <w:tcBorders>
-              <w:bottom w:val="single" w:sz="4" w:space="0" w:color="auto"/>
-            </w:tcBorders>
-          </w:tcPr>
-          <w:p>
-            <w:pPr>
-              <w:ind w:left="0" w:firstLine="0"/>
-              <w:jc w:val="center"/>
-              <w:rPr>
-                <w:sz w:val="16"/>
-                <w:szCs w:val="16"/>
-              </w:rPr>
-            </w:pPr>
-          </w:p>
-        </w:tc>
-        <w:tc>
-          <w:tcPr>
-            <w:tcW w:w="522" w:type="pct"/>
-            <w:tcBorders>
-              <w:bottom w:val="single" w:sz="4" w:space="0" w:color="auto"/>
-            </w:tcBorders>
-          </w:tcPr>
-          <w:p>
-            <w:pPr>
-              <w:ind w:left="0" w:firstLine="0"/>
-              <w:jc w:val="center"/>
-              <w:rPr>
-                <w:sz w:val="16"/>
-                <w:szCs w:val="16"/>
-              </w:rPr>
-            </w:pPr>
-          </w:p>
-        </w:tc>
-        <w:tc>
-          <w:tcPr>
-            <w:tcW w:w="518" w:type="pct"/>
-            <w:tcBorders>
-              <w:bottom w:val="single" w:sz="4" w:space="0" w:color="auto"/>
-            </w:tcBorders>
-          </w:tcPr>
-          <w:p>
-            <w:pPr>
-              <w:ind w:left="0" w:firstLine="0"/>
-              <w:jc w:val="center"/>
-              <w:rPr>
-                <w:sz w:val="16"/>
-                <w:szCs w:val="16"/>
-              </w:rPr>
-            </w:pPr>
           </w:p>
         </w:tc>
       </w:tr>
